--- a/assets/Antony_Hubert_CV_2026.docx
+++ b/assets/Antony_Hubert_CV_2026.docx
@@ -13,7 +13,7 @@
       </w:pPr>
       <w:r>
         <w:rPr/>
-        <w:t>Antony Hubert</w:t>
+        <w:t>Hubert Antony</w:t>
       </w:r>
     </w:p>
     <w:p>
@@ -115,7 +115,7 @@
       </w:pPr>
       <w:r>
         <w:rPr/>
-        <w:t>Work permit: German Job Seeker Visa, eligible for EU Blue Card. Available immediately.</w:t>
+        <w:t>Residence status: job-seeker residence permit (§ 20 AufenthG); switches to an EU Blue Card with an employment contract. Available immediately.</w:t>
       </w:r>
     </w:p>
     <w:p>
@@ -341,25 +341,25 @@
       </w:r>
       <w:r>
         <w:rPr/>
-        <w:t>Led development of a laser-based manufacturing process for a brittle magnetic alloy, from first trials to a documented, repeatable production window. Results published in Procedia CIRP (2024).</w:t>
-      </w:r>
-    </w:p>
-    <w:p>
-      <w:pPr>
-        <w:pStyle w:val="Bul"/>
-        <w:bidi w:val="0"/>
-        <w:spacing w:before="0" w:after="26"/>
-        <w:ind w:hanging="238" w:start="238"/>
-        <w:jc w:val="both"/>
-        <w:rPr/>
-      </w:pPr>
-      <w:r>
-        <w:rPr/>
-        <w:t xml:space="preserve">• </w:t>
-      </w:r>
-      <w:r>
-        <w:rPr/>
-        <w:t>Reduced surface roughness by approximately 60 percent at 0.152 percent porosity using an in-process laser remelting method developed in this role.</w:t>
+        <w:t>Co-developed a laser-based manufacturing process for a brittle magnetic alloy, from first trials to a documented, repeatable production window. Results published in Procedia CIRP (2024).</w:t>
+      </w:r>
+    </w:p>
+    <w:p>
+      <w:pPr>
+        <w:pStyle w:val="Bul"/>
+        <w:bidi w:val="0"/>
+        <w:spacing w:before="0" w:after="26"/>
+        <w:ind w:hanging="238" w:start="238"/>
+        <w:jc w:val="both"/>
+        <w:rPr/>
+      </w:pPr>
+      <w:r>
+        <w:rPr/>
+        <w:t xml:space="preserve">• </w:t>
+      </w:r>
+      <w:r>
+        <w:rPr/>
+        <w:t>Contributed to the in-process laser remelting method, which I took further in my Master’s thesis to about 60 percent lower surface roughness at 0.152 percent porosity.</w:t>
       </w:r>
     </w:p>
     <w:p>
@@ -676,7 +676,7 @@
       </w:pPr>
       <w:r>
         <w:rPr/>
-        <w:t>Hochschule Aalen (Aalen University), Aalen, Germany. Final grade 2.7 (German scale, 1.0 best)</w:t>
+        <w:t>Hochschule Aalen (Aalen University), Aalen, Germany.</w:t>
       </w:r>
     </w:p>
     <w:p>
@@ -922,7 +922,7 @@
       </w:r>
       <w:r>
         <w:rPr/>
-        <w:t>German: B1. B2 examination scheduled for December 2026.</w:t>
+        <w:t>German: B1. B2 course from October 2026, then C1 with certificate exam (planned).</w:t>
       </w:r>
     </w:p>
     <w:p>
